--- a/docassemble/ImmigrationWorkAuthorization/data/templates/Fee_Waiver_Cover_Letter_TPS.docx
+++ b/docassemble/ImmigrationWorkAuthorization/data/templates/Fee_Waiver_Cover_Letter_TPS.docx
@@ -1,6 +1,6 @@
 
 <file path=word/document.xml><?xml version="1.0" encoding="utf-8"?>
-<w:document xmlns:wpc="http://schemas.microsoft.com/office/word/2010/wordprocessingCanvas" xmlns:cx="http://schemas.microsoft.com/office/drawing/2014/chartex" xmlns:cx1="http://schemas.microsoft.com/office/drawing/2015/9/8/chartex" xmlns:cx2="http://schemas.microsoft.com/office/drawing/2015/10/21/chartex" xmlns:cx3="http://schemas.microsoft.com/office/drawing/2016/5/9/chartex" xmlns:cx4="http://schemas.microsoft.com/office/drawing/2016/5/10/chartex" xmlns:cx5="http://schemas.microsoft.com/office/drawing/2016/5/11/chartex" xmlns:cx6="http://schemas.microsoft.com/office/drawing/2016/5/12/chartex" xmlns:cx7="http://schemas.microsoft.com/office/drawing/2016/5/13/chartex" xmlns:cx8="http://schemas.microsoft.com/office/drawing/2016/5/14/chartex" xmlns:mc="http://schemas.openxmlformats.org/markup-compatibility/2006" xmlns:aink="http://schemas.microsoft.com/office/drawing/2016/ink" xmlns:am3d="http://schemas.microsoft.com/office/drawing/2017/model3d" xmlns:o="urn:schemas-microsoft-com:office:office" xmlns:oel="http://schemas.microsoft.com/office/2019/extlst" xmlns:r="http://schemas.openxmlformats.org/officeDocument/2006/relationships" xmlns:m="http://schemas.openxmlformats.org/officeDocument/2006/math" xmlns:v="urn:schemas-microsoft-com:vml" xmlns:wp14="http://schemas.microsoft.com/office/word/2010/wordprocessingDrawing" xmlns:wp="http://schemas.openxmlformats.org/drawingml/2006/wordprocessingDrawing" xmlns:w10="urn:schemas-microsoft-com:office:word" xmlns:w="http://schemas.openxmlformats.org/wordprocessingml/2006/main" xmlns:w14="http://schemas.microsoft.com/office/word/2010/wordml" xmlns:w15="http://schemas.microsoft.com/office/word/2012/wordml" xmlns:w16cex="http://schemas.microsoft.com/office/word/2018/wordml/cex" xmlns:w16cid="http://schemas.microsoft.com/office/word/2016/wordml/cid" xmlns:w16="http://schemas.microsoft.com/office/word/2018/wordml" xmlns:w16sdtdh="http://schemas.microsoft.com/office/word/2020/wordml/sdtdatahash" xmlns:w16se="http://schemas.microsoft.com/office/word/2015/wordml/symex" xmlns:wpg="http://schemas.microsoft.com/office/word/2010/wordprocessingGroup" xmlns:wpi="http://schemas.microsoft.com/office/word/2010/wordprocessingInk" xmlns:wne="http://schemas.microsoft.com/office/word/2006/wordml" xmlns:wps="http://schemas.microsoft.com/office/word/2010/wordprocessingShape" mc:Ignorable="w14 w15 w16se w16cid w16 w16cex w16sdtdh wp14">
+<w:document xmlns:wpc="http://schemas.microsoft.com/office/word/2010/wordprocessingCanvas" xmlns:cx="http://schemas.microsoft.com/office/drawing/2014/chartex" xmlns:cx1="http://schemas.microsoft.com/office/drawing/2015/9/8/chartex" xmlns:cx2="http://schemas.microsoft.com/office/drawing/2015/10/21/chartex" xmlns:cx3="http://schemas.microsoft.com/office/drawing/2016/5/9/chartex" xmlns:cx4="http://schemas.microsoft.com/office/drawing/2016/5/10/chartex" xmlns:cx5="http://schemas.microsoft.com/office/drawing/2016/5/11/chartex" xmlns:cx6="http://schemas.microsoft.com/office/drawing/2016/5/12/chartex" xmlns:cx7="http://schemas.microsoft.com/office/drawing/2016/5/13/chartex" xmlns:cx8="http://schemas.microsoft.com/office/drawing/2016/5/14/chartex" xmlns:mc="http://schemas.openxmlformats.org/markup-compatibility/2006" xmlns:aink="http://schemas.microsoft.com/office/drawing/2016/ink" xmlns:am3d="http://schemas.microsoft.com/office/drawing/2017/model3d" xmlns:o="urn:schemas-microsoft-com:office:office" xmlns:oel="http://schemas.microsoft.com/office/2019/extlst" xmlns:r="http://schemas.openxmlformats.org/officeDocument/2006/relationships" xmlns:m="http://schemas.openxmlformats.org/officeDocument/2006/math" xmlns:v="urn:schemas-microsoft-com:vml" xmlns:wp14="http://schemas.microsoft.com/office/word/2010/wordprocessingDrawing" xmlns:wp="http://schemas.openxmlformats.org/drawingml/2006/wordprocessingDrawing" xmlns:w10="urn:schemas-microsoft-com:office:word" xmlns:w="http://schemas.openxmlformats.org/wordprocessingml/2006/main" xmlns:w14="http://schemas.microsoft.com/office/word/2010/wordml" xmlns:w15="http://schemas.microsoft.com/office/word/2012/wordml" xmlns:w16cex="http://schemas.microsoft.com/office/word/2018/wordml/cex" xmlns:w16cid="http://schemas.microsoft.com/office/word/2016/wordml/cid" xmlns:w16="http://schemas.microsoft.com/office/word/2018/wordml" xmlns:w16du="http://schemas.microsoft.com/office/word/2023/wordml/word16du" xmlns:w16sdtdh="http://schemas.microsoft.com/office/word/2020/wordml/sdtdatahash" xmlns:w16sdtfl="http://schemas.microsoft.com/office/word/2024/wordml/sdtformatlock" xmlns:w16se="http://schemas.microsoft.com/office/word/2015/wordml/symex" xmlns:wpg="http://schemas.microsoft.com/office/word/2010/wordprocessingGroup" xmlns:wpi="http://schemas.microsoft.com/office/word/2010/wordprocessingInk" xmlns:wne="http://schemas.microsoft.com/office/word/2006/wordml" xmlns:wps="http://schemas.microsoft.com/office/word/2010/wordprocessingShape" mc:Ignorable="w14 w15 w16se w16cid w16 w16cex w16sdtdh w16sdtfl w16du wp14">
   <w:body>
     <w:p>
       <w:pPr>
@@ -83,7 +83,50 @@
           <w:color w:val="000000" w:themeColor="text1"/>
           <w:lang w:val="en"/>
         </w:rPr>
-        <w:t>131 S. Dearborn St., 3rd Floor</w:t>
+        <w:t>{{</w:t>
+      </w:r>
+      <w:r>
+        <w:t xml:space="preserve"> </w:t>
+      </w:r>
+      <w:r>
+        <w:rPr>
+          <w:rFonts w:ascii="Arial" w:eastAsia="Arial" w:hAnsi="Arial" w:cs="Arial"/>
+          <w:color w:val="000000" w:themeColor="text1"/>
+          <w:lang w:val="en"/>
+        </w:rPr>
+        <w:t xml:space="preserve">users[i].dhs.address.address </w:t>
+      </w:r>
+      <w:r>
+        <w:rPr>
+          <w:rFonts w:ascii="Arial" w:eastAsia="Arial" w:hAnsi="Arial" w:cs="Arial"/>
+          <w:color w:val="000000" w:themeColor="text1"/>
+          <w:lang w:val="en"/>
+        </w:rPr>
+        <w:t>}}</w:t>
+      </w:r>
+      <w:r>
+        <w:rPr>
+          <w:rFonts w:ascii="Arial" w:eastAsia="Arial" w:hAnsi="Arial" w:cs="Arial"/>
+          <w:color w:val="000000" w:themeColor="text1"/>
+          <w:lang w:val="en"/>
+        </w:rPr>
+        <w:t xml:space="preserve"> {{</w:t>
+      </w:r>
+      <w:r>
+        <w:rPr>
+          <w:rFonts w:ascii="Arial" w:eastAsia="Arial" w:hAnsi="Arial" w:cs="Arial"/>
+          <w:color w:val="000000" w:themeColor="text1"/>
+          <w:lang w:val="en"/>
+        </w:rPr>
+        <w:t xml:space="preserve"> users[i].dhs.address.unit</w:t>
+      </w:r>
+      <w:r>
+        <w:rPr>
+          <w:rFonts w:ascii="Arial" w:eastAsia="Arial" w:hAnsi="Arial" w:cs="Arial"/>
+          <w:color w:val="000000" w:themeColor="text1"/>
+          <w:lang w:val="en"/>
+        </w:rPr>
+        <w:t>}}</w:t>
       </w:r>
     </w:p>
     <w:p>
@@ -100,7 +143,64 @@
           <w:color w:val="000000" w:themeColor="text1"/>
           <w:lang w:val="en"/>
         </w:rPr>
-        <w:t>Chicago, IL 60603-5517</w:t>
+        <w:t>{{</w:t>
+      </w:r>
+      <w:r>
+        <w:t xml:space="preserve"> </w:t>
+      </w:r>
+      <w:r>
+        <w:rPr>
+          <w:rFonts w:ascii="Arial" w:eastAsia="Arial" w:hAnsi="Arial" w:cs="Arial"/>
+          <w:color w:val="000000" w:themeColor="text1"/>
+          <w:lang w:val="en"/>
+        </w:rPr>
+        <w:t xml:space="preserve">users[i].dhs.address.city </w:t>
+      </w:r>
+      <w:r>
+        <w:rPr>
+          <w:rFonts w:ascii="Arial" w:eastAsia="Arial" w:hAnsi="Arial" w:cs="Arial"/>
+          <w:color w:val="000000" w:themeColor="text1"/>
+          <w:lang w:val="en"/>
+        </w:rPr>
+        <w:t>}}, {{</w:t>
+      </w:r>
+      <w:r>
+        <w:t xml:space="preserve"> </w:t>
+      </w:r>
+      <w:r>
+        <w:rPr>
+          <w:rFonts w:ascii="Arial" w:eastAsia="Arial" w:hAnsi="Arial" w:cs="Arial"/>
+          <w:color w:val="000000" w:themeColor="text1"/>
+          <w:lang w:val="en"/>
+        </w:rPr>
+        <w:t xml:space="preserve">users[i].dhs.address.state </w:t>
+      </w:r>
+      <w:r>
+        <w:rPr>
+          <w:rFonts w:ascii="Arial" w:eastAsia="Arial" w:hAnsi="Arial" w:cs="Arial"/>
+          <w:color w:val="000000" w:themeColor="text1"/>
+          <w:lang w:val="en"/>
+        </w:rPr>
+        <w:t>{{</w:t>
+      </w:r>
+      <w:r>
+        <w:t xml:space="preserve"> </w:t>
+      </w:r>
+      <w:r>
+        <w:rPr>
+          <w:rFonts w:ascii="Arial" w:eastAsia="Arial" w:hAnsi="Arial" w:cs="Arial"/>
+          <w:color w:val="000000" w:themeColor="text1"/>
+          <w:lang w:val="en"/>
+        </w:rPr>
+        <w:t xml:space="preserve">users[i].dhs.address.zip </w:t>
+      </w:r>
+      <w:r>
+        <w:rPr>
+          <w:rFonts w:ascii="Arial" w:eastAsia="Arial" w:hAnsi="Arial" w:cs="Arial"/>
+          <w:color w:val="000000" w:themeColor="text1"/>
+          <w:lang w:val="en"/>
+        </w:rPr>
+        <w:t>}}</w:t>
       </w:r>
     </w:p>
     <w:p>
@@ -207,9 +307,8 @@
           <w:color w:val="000000" w:themeColor="text1"/>
           <w:lang w:val="en"/>
         </w:rPr>
-        <w:t>{{ users[</w:t>
-      </w:r>
-      <w:proofErr w:type="spellStart"/>
+        <w:t>{{ users[i]</w:t>
+      </w:r>
       <w:r>
         <w:rPr>
           <w:rFonts w:ascii="Arial" w:eastAsia="Arial" w:hAnsi="Arial" w:cs="Arial"/>
@@ -217,9 +316,8 @@
           <w:color w:val="000000" w:themeColor="text1"/>
           <w:lang w:val="en"/>
         </w:rPr>
-        <w:t>i</w:t>
-      </w:r>
-      <w:proofErr w:type="spellEnd"/>
+        <w:t>.name</w:t>
+      </w:r>
       <w:r>
         <w:rPr>
           <w:rFonts w:ascii="Arial" w:eastAsia="Arial" w:hAnsi="Arial" w:cs="Arial"/>
@@ -227,7 +325,7 @@
           <w:color w:val="000000" w:themeColor="text1"/>
           <w:lang w:val="en"/>
         </w:rPr>
-        <w:t>]</w:t>
+        <w:t>_</w:t>
       </w:r>
       <w:r>
         <w:rPr>
@@ -236,45 +334,7 @@
           <w:color w:val="000000" w:themeColor="text1"/>
           <w:lang w:val="en"/>
         </w:rPr>
-        <w:t>.</w:t>
-      </w:r>
-      <w:proofErr w:type="spellStart"/>
-      <w:r>
-        <w:rPr>
-          <w:rFonts w:ascii="Arial" w:eastAsia="Arial" w:hAnsi="Arial" w:cs="Arial"/>
-          <w:b/>
-          <w:color w:val="000000" w:themeColor="text1"/>
-          <w:lang w:val="en"/>
-        </w:rPr>
-        <w:t>name</w:t>
-      </w:r>
-      <w:r>
-        <w:rPr>
-          <w:rFonts w:ascii="Arial" w:eastAsia="Arial" w:hAnsi="Arial" w:cs="Arial"/>
-          <w:b/>
-          <w:color w:val="000000" w:themeColor="text1"/>
-          <w:lang w:val="en"/>
-        </w:rPr>
-        <w:t>_</w:t>
-      </w:r>
-      <w:r>
-        <w:rPr>
-          <w:rFonts w:ascii="Arial" w:eastAsia="Arial" w:hAnsi="Arial" w:cs="Arial"/>
-          <w:b/>
-          <w:color w:val="000000" w:themeColor="text1"/>
-          <w:lang w:val="en"/>
-        </w:rPr>
-        <w:t>full</w:t>
-      </w:r>
-      <w:proofErr w:type="spellEnd"/>
-      <w:r>
-        <w:rPr>
-          <w:rFonts w:ascii="Arial" w:eastAsia="Arial" w:hAnsi="Arial" w:cs="Arial"/>
-          <w:b/>
-          <w:color w:val="000000" w:themeColor="text1"/>
-          <w:lang w:val="en"/>
-        </w:rPr>
-        <w:t>()</w:t>
+        <w:t>full()</w:t>
       </w:r>
       <w:r>
         <w:rPr>
@@ -309,7 +369,7 @@
           <w:rFonts w:ascii="Arial" w:eastAsia="Arial" w:hAnsi="Arial" w:cs="Arial"/>
           <w:color w:val="000000" w:themeColor="text1"/>
         </w:rPr>
-        <w:t xml:space="preserve">Per USCIS's 2011 policy memo, “Fee Waiver Guidelines as Established by the Final Rule of the USCIS Fee Schedule” (PM-602-0011.1), an applicant who is under financial hardship due to extraordinary expenses, or other circumstances that render the individual unable to pay the fee, will normally be granted a fee waiver. The applicant above is attending a free legal workshop offered in Chicago, Illinois to support New Arrivals and Immigrants in the State of Illinois who face significant financial and/or housing insecurity. This application was prepared and submitted through a USCIS-recognized state government legal services clinic, and per the USCIS website, there should be no filing fee associated. </w:t>
+        <w:t xml:space="preserve">Per USCIS's 2011 policy memo, “Fee Waiver Guidelines as Established by the Final Rule of the USCIS Fee Schedule” (PM-602-0011.1), an applicant who is under financial hardship due to extraordinary expenses, or other circumstances that render the individual unable to pay the fee, will normally be granted a fee waiver. This application was prepared and submitted through a USCIS-recognized state government legal services clinic, and per the USCIS website, there should be no filing fee associated. </w:t>
       </w:r>
     </w:p>
     <w:p>
@@ -354,43 +414,7 @@
           <w:color w:val="000000" w:themeColor="text1"/>
           <w:lang w:val="en"/>
         </w:rPr>
-        <w:t>{%p if users[</w:t>
-      </w:r>
-      <w:proofErr w:type="spellStart"/>
-      <w:r>
-        <w:rPr>
-          <w:rFonts w:ascii="Arial" w:eastAsia="Arial" w:hAnsi="Arial" w:cs="Arial"/>
-          <w:color w:val="000000" w:themeColor="text1"/>
-          <w:lang w:val="en"/>
-        </w:rPr>
-        <w:t>i</w:t>
-      </w:r>
-      <w:proofErr w:type="spellEnd"/>
-      <w:r>
-        <w:rPr>
-          <w:rFonts w:ascii="Arial" w:eastAsia="Arial" w:hAnsi="Arial" w:cs="Arial"/>
-          <w:color w:val="000000" w:themeColor="text1"/>
-          <w:lang w:val="en"/>
-        </w:rPr>
-        <w:t>].</w:t>
-      </w:r>
-      <w:proofErr w:type="spellStart"/>
-      <w:r>
-        <w:rPr>
-          <w:rFonts w:ascii="Arial" w:eastAsia="Arial" w:hAnsi="Arial" w:cs="Arial"/>
-          <w:color w:val="000000" w:themeColor="text1"/>
-          <w:lang w:val="en"/>
-        </w:rPr>
-        <w:t>age_in_years</w:t>
-      </w:r>
-      <w:proofErr w:type="spellEnd"/>
-      <w:r>
-        <w:rPr>
-          <w:rFonts w:ascii="Arial" w:eastAsia="Arial" w:hAnsi="Arial" w:cs="Arial"/>
-          <w:color w:val="000000" w:themeColor="text1"/>
-          <w:lang w:val="en"/>
-        </w:rPr>
-        <w:t>() &gt; 13 %}</w:t>
+        <w:t>{%p if users[i].age_in_years() &gt; 13 %}</w:t>
       </w:r>
     </w:p>
     <w:p>
@@ -408,25 +432,7 @@
           <w:color w:val="000000" w:themeColor="text1"/>
           <w:lang w:val="en"/>
         </w:rPr>
-        <w:t>{{ users[</w:t>
-      </w:r>
-      <w:proofErr w:type="spellStart"/>
-      <w:r>
-        <w:rPr>
-          <w:rFonts w:ascii="Arial" w:eastAsia="Arial" w:hAnsi="Arial" w:cs="Arial"/>
-          <w:color w:val="000000" w:themeColor="text1"/>
-          <w:lang w:val="en"/>
-        </w:rPr>
-        <w:t>i</w:t>
-      </w:r>
-      <w:proofErr w:type="spellEnd"/>
-      <w:r>
-        <w:rPr>
-          <w:rFonts w:ascii="Arial" w:eastAsia="Arial" w:hAnsi="Arial" w:cs="Arial"/>
-          <w:color w:val="000000" w:themeColor="text1"/>
-          <w:lang w:val="en"/>
-        </w:rPr>
-        <w:t>].signature}}</w:t>
+        <w:t>{{ users[i].signature}}</w:t>
       </w:r>
     </w:p>
     <w:p>
@@ -462,43 +468,7 @@
           <w:color w:val="000000" w:themeColor="text1"/>
           <w:lang w:val="en"/>
         </w:rPr>
-        <w:t>{{ users[</w:t>
-      </w:r>
-      <w:proofErr w:type="spellStart"/>
-      <w:r>
-        <w:rPr>
-          <w:rFonts w:ascii="Arial" w:eastAsia="Arial" w:hAnsi="Arial" w:cs="Arial"/>
-          <w:color w:val="000000" w:themeColor="text1"/>
-          <w:lang w:val="en"/>
-        </w:rPr>
-        <w:t>i</w:t>
-      </w:r>
-      <w:proofErr w:type="spellEnd"/>
-      <w:r>
-        <w:rPr>
-          <w:rFonts w:ascii="Arial" w:eastAsia="Arial" w:hAnsi="Arial" w:cs="Arial"/>
-          <w:color w:val="000000" w:themeColor="text1"/>
-          <w:lang w:val="en"/>
-        </w:rPr>
-        <w:t>].</w:t>
-      </w:r>
-      <w:proofErr w:type="spellStart"/>
-      <w:r>
-        <w:rPr>
-          <w:rFonts w:ascii="Arial" w:eastAsia="Arial" w:hAnsi="Arial" w:cs="Arial"/>
-          <w:color w:val="000000" w:themeColor="text1"/>
-          <w:lang w:val="en"/>
-        </w:rPr>
-        <w:t>parent.signature</w:t>
-      </w:r>
-      <w:proofErr w:type="spellEnd"/>
-      <w:r>
-        <w:rPr>
-          <w:rFonts w:ascii="Arial" w:eastAsia="Arial" w:hAnsi="Arial" w:cs="Arial"/>
-          <w:color w:val="000000" w:themeColor="text1"/>
-          <w:lang w:val="en"/>
-        </w:rPr>
-        <w:t xml:space="preserve"> }}</w:t>
+        <w:t>{{ users[i].parent.signature }}</w:t>
       </w:r>
     </w:p>
     <w:p>
@@ -556,7 +526,7 @@
 </file>
 
 <file path=word/endnotes.xml><?xml version="1.0" encoding="utf-8"?>
-<w:endnotes xmlns:wpc="http://schemas.microsoft.com/office/word/2010/wordprocessingCanvas" xmlns:cx="http://schemas.microsoft.com/office/drawing/2014/chartex" xmlns:cx1="http://schemas.microsoft.com/office/drawing/2015/9/8/chartex" xmlns:cx2="http://schemas.microsoft.com/office/drawing/2015/10/21/chartex" xmlns:cx3="http://schemas.microsoft.com/office/drawing/2016/5/9/chartex" xmlns:cx4="http://schemas.microsoft.com/office/drawing/2016/5/10/chartex" xmlns:cx5="http://schemas.microsoft.com/office/drawing/2016/5/11/chartex" xmlns:cx6="http://schemas.microsoft.com/office/drawing/2016/5/12/chartex" xmlns:cx7="http://schemas.microsoft.com/office/drawing/2016/5/13/chartex" xmlns:cx8="http://schemas.microsoft.com/office/drawing/2016/5/14/chartex" xmlns:mc="http://schemas.openxmlformats.org/markup-compatibility/2006" xmlns:aink="http://schemas.microsoft.com/office/drawing/2016/ink" xmlns:am3d="http://schemas.microsoft.com/office/drawing/2017/model3d" xmlns:o="urn:schemas-microsoft-com:office:office" xmlns:oel="http://schemas.microsoft.com/office/2019/extlst" xmlns:r="http://schemas.openxmlformats.org/officeDocument/2006/relationships" xmlns:m="http://schemas.openxmlformats.org/officeDocument/2006/math" xmlns:v="urn:schemas-microsoft-com:vml" xmlns:wp14="http://schemas.microsoft.com/office/word/2010/wordprocessingDrawing" xmlns:wp="http://schemas.openxmlformats.org/drawingml/2006/wordprocessingDrawing" xmlns:w10="urn:schemas-microsoft-com:office:word" xmlns:w="http://schemas.openxmlformats.org/wordprocessingml/2006/main" xmlns:w14="http://schemas.microsoft.com/office/word/2010/wordml" xmlns:w15="http://schemas.microsoft.com/office/word/2012/wordml" xmlns:w16cex="http://schemas.microsoft.com/office/word/2018/wordml/cex" xmlns:w16cid="http://schemas.microsoft.com/office/word/2016/wordml/cid" xmlns:w16="http://schemas.microsoft.com/office/word/2018/wordml" xmlns:w16sdtdh="http://schemas.microsoft.com/office/word/2020/wordml/sdtdatahash" xmlns:w16se="http://schemas.microsoft.com/office/word/2015/wordml/symex" xmlns:wpg="http://schemas.microsoft.com/office/word/2010/wordprocessingGroup" xmlns:wpi="http://schemas.microsoft.com/office/word/2010/wordprocessingInk" xmlns:wne="http://schemas.microsoft.com/office/word/2006/wordml" xmlns:wps="http://schemas.microsoft.com/office/word/2010/wordprocessingShape" mc:Ignorable="w14 w15 w16se w16cid w16 w16cex w16sdtdh wp14">
+<w:endnotes xmlns:wpc="http://schemas.microsoft.com/office/word/2010/wordprocessingCanvas" xmlns:cx="http://schemas.microsoft.com/office/drawing/2014/chartex" xmlns:cx1="http://schemas.microsoft.com/office/drawing/2015/9/8/chartex" xmlns:cx2="http://schemas.microsoft.com/office/drawing/2015/10/21/chartex" xmlns:cx3="http://schemas.microsoft.com/office/drawing/2016/5/9/chartex" xmlns:cx4="http://schemas.microsoft.com/office/drawing/2016/5/10/chartex" xmlns:cx5="http://schemas.microsoft.com/office/drawing/2016/5/11/chartex" xmlns:cx6="http://schemas.microsoft.com/office/drawing/2016/5/12/chartex" xmlns:cx7="http://schemas.microsoft.com/office/drawing/2016/5/13/chartex" xmlns:cx8="http://schemas.microsoft.com/office/drawing/2016/5/14/chartex" xmlns:mc="http://schemas.openxmlformats.org/markup-compatibility/2006" xmlns:aink="http://schemas.microsoft.com/office/drawing/2016/ink" xmlns:am3d="http://schemas.microsoft.com/office/drawing/2017/model3d" xmlns:o="urn:schemas-microsoft-com:office:office" xmlns:oel="http://schemas.microsoft.com/office/2019/extlst" xmlns:r="http://schemas.openxmlformats.org/officeDocument/2006/relationships" xmlns:m="http://schemas.openxmlformats.org/officeDocument/2006/math" xmlns:v="urn:schemas-microsoft-com:vml" xmlns:wp14="http://schemas.microsoft.com/office/word/2010/wordprocessingDrawing" xmlns:wp="http://schemas.openxmlformats.org/drawingml/2006/wordprocessingDrawing" xmlns:w10="urn:schemas-microsoft-com:office:word" xmlns:w="http://schemas.openxmlformats.org/wordprocessingml/2006/main" xmlns:w14="http://schemas.microsoft.com/office/word/2010/wordml" xmlns:w15="http://schemas.microsoft.com/office/word/2012/wordml" xmlns:w16cex="http://schemas.microsoft.com/office/word/2018/wordml/cex" xmlns:w16cid="http://schemas.microsoft.com/office/word/2016/wordml/cid" xmlns:w16="http://schemas.microsoft.com/office/word/2018/wordml" xmlns:w16du="http://schemas.microsoft.com/office/word/2023/wordml/word16du" xmlns:w16sdtdh="http://schemas.microsoft.com/office/word/2020/wordml/sdtdatahash" xmlns:w16sdtfl="http://schemas.microsoft.com/office/word/2024/wordml/sdtformatlock" xmlns:w16se="http://schemas.microsoft.com/office/word/2015/wordml/symex" xmlns:wpg="http://schemas.microsoft.com/office/word/2010/wordprocessingGroup" xmlns:wpi="http://schemas.microsoft.com/office/word/2010/wordprocessingInk" xmlns:wne="http://schemas.microsoft.com/office/word/2006/wordml" xmlns:wps="http://schemas.microsoft.com/office/word/2010/wordprocessingShape" mc:Ignorable="w14 w15 w16se w16cid w16 w16cex w16sdtdh w16sdtfl w16du wp14">
   <w:endnote w:type="separator" w:id="-1">
     <w:p>
       <w:pPr>
@@ -581,7 +551,7 @@
 </file>
 
 <file path=word/footnotes.xml><?xml version="1.0" encoding="utf-8"?>
-<w:footnotes xmlns:wpc="http://schemas.microsoft.com/office/word/2010/wordprocessingCanvas" xmlns:cx="http://schemas.microsoft.com/office/drawing/2014/chartex" xmlns:cx1="http://schemas.microsoft.com/office/drawing/2015/9/8/chartex" xmlns:cx2="http://schemas.microsoft.com/office/drawing/2015/10/21/chartex" xmlns:cx3="http://schemas.microsoft.com/office/drawing/2016/5/9/chartex" xmlns:cx4="http://schemas.microsoft.com/office/drawing/2016/5/10/chartex" xmlns:cx5="http://schemas.microsoft.com/office/drawing/2016/5/11/chartex" xmlns:cx6="http://schemas.microsoft.com/office/drawing/2016/5/12/chartex" xmlns:cx7="http://schemas.microsoft.com/office/drawing/2016/5/13/chartex" xmlns:cx8="http://schemas.microsoft.com/office/drawing/2016/5/14/chartex" xmlns:mc="http://schemas.openxmlformats.org/markup-compatibility/2006" xmlns:aink="http://schemas.microsoft.com/office/drawing/2016/ink" xmlns:am3d="http://schemas.microsoft.com/office/drawing/2017/model3d" xmlns:o="urn:schemas-microsoft-com:office:office" xmlns:oel="http://schemas.microsoft.com/office/2019/extlst" xmlns:r="http://schemas.openxmlformats.org/officeDocument/2006/relationships" xmlns:m="http://schemas.openxmlformats.org/officeDocument/2006/math" xmlns:v="urn:schemas-microsoft-com:vml" xmlns:wp14="http://schemas.microsoft.com/office/word/2010/wordprocessingDrawing" xmlns:wp="http://schemas.openxmlformats.org/drawingml/2006/wordprocessingDrawing" xmlns:w10="urn:schemas-microsoft-com:office:word" xmlns:w="http://schemas.openxmlformats.org/wordprocessingml/2006/main" xmlns:w14="http://schemas.microsoft.com/office/word/2010/wordml" xmlns:w15="http://schemas.microsoft.com/office/word/2012/wordml" xmlns:w16cex="http://schemas.microsoft.com/office/word/2018/wordml/cex" xmlns:w16cid="http://schemas.microsoft.com/office/word/2016/wordml/cid" xmlns:w16="http://schemas.microsoft.com/office/word/2018/wordml" xmlns:w16sdtdh="http://schemas.microsoft.com/office/word/2020/wordml/sdtdatahash" xmlns:w16se="http://schemas.microsoft.com/office/word/2015/wordml/symex" xmlns:wpg="http://schemas.microsoft.com/office/word/2010/wordprocessingGroup" xmlns:wpi="http://schemas.microsoft.com/office/word/2010/wordprocessingInk" xmlns:wne="http://schemas.microsoft.com/office/word/2006/wordml" xmlns:wps="http://schemas.microsoft.com/office/word/2010/wordprocessingShape" mc:Ignorable="w14 w15 w16se w16cid w16 w16cex w16sdtdh wp14">
+<w:footnotes xmlns:wpc="http://schemas.microsoft.com/office/word/2010/wordprocessingCanvas" xmlns:cx="http://schemas.microsoft.com/office/drawing/2014/chartex" xmlns:cx1="http://schemas.microsoft.com/office/drawing/2015/9/8/chartex" xmlns:cx2="http://schemas.microsoft.com/office/drawing/2015/10/21/chartex" xmlns:cx3="http://schemas.microsoft.com/office/drawing/2016/5/9/chartex" xmlns:cx4="http://schemas.microsoft.com/office/drawing/2016/5/10/chartex" xmlns:cx5="http://schemas.microsoft.com/office/drawing/2016/5/11/chartex" xmlns:cx6="http://schemas.microsoft.com/office/drawing/2016/5/12/chartex" xmlns:cx7="http://schemas.microsoft.com/office/drawing/2016/5/13/chartex" xmlns:cx8="http://schemas.microsoft.com/office/drawing/2016/5/14/chartex" xmlns:mc="http://schemas.openxmlformats.org/markup-compatibility/2006" xmlns:aink="http://schemas.microsoft.com/office/drawing/2016/ink" xmlns:am3d="http://schemas.microsoft.com/office/drawing/2017/model3d" xmlns:o="urn:schemas-microsoft-com:office:office" xmlns:oel="http://schemas.microsoft.com/office/2019/extlst" xmlns:r="http://schemas.openxmlformats.org/officeDocument/2006/relationships" xmlns:m="http://schemas.openxmlformats.org/officeDocument/2006/math" xmlns:v="urn:schemas-microsoft-com:vml" xmlns:wp14="http://schemas.microsoft.com/office/word/2010/wordprocessingDrawing" xmlns:wp="http://schemas.openxmlformats.org/drawingml/2006/wordprocessingDrawing" xmlns:w10="urn:schemas-microsoft-com:office:word" xmlns:w="http://schemas.openxmlformats.org/wordprocessingml/2006/main" xmlns:w14="http://schemas.microsoft.com/office/word/2010/wordml" xmlns:w15="http://schemas.microsoft.com/office/word/2012/wordml" xmlns:w16cex="http://schemas.microsoft.com/office/word/2018/wordml/cex" xmlns:w16cid="http://schemas.microsoft.com/office/word/2016/wordml/cid" xmlns:w16="http://schemas.microsoft.com/office/word/2018/wordml" xmlns:w16du="http://schemas.microsoft.com/office/word/2023/wordml/word16du" xmlns:w16sdtdh="http://schemas.microsoft.com/office/word/2020/wordml/sdtdatahash" xmlns:w16sdtfl="http://schemas.microsoft.com/office/word/2024/wordml/sdtformatlock" xmlns:w16se="http://schemas.microsoft.com/office/word/2015/wordml/symex" xmlns:wpg="http://schemas.microsoft.com/office/word/2010/wordprocessingGroup" xmlns:wpi="http://schemas.microsoft.com/office/word/2010/wordprocessingInk" xmlns:wne="http://schemas.microsoft.com/office/word/2006/wordml" xmlns:wps="http://schemas.microsoft.com/office/word/2010/wordprocessingShape" mc:Ignorable="w14 w15 w16se w16cid w16 w16cex w16sdtdh w16sdtfl w16du wp14">
   <w:footnote w:type="separator" w:id="-1">
     <w:p>
       <w:pPr>
@@ -606,7 +576,7 @@
 </file>
 
 <file path=word/styles.xml><?xml version="1.0" encoding="utf-8"?>
-<w:styles xmlns:mc="http://schemas.openxmlformats.org/markup-compatibility/2006" xmlns:r="http://schemas.openxmlformats.org/officeDocument/2006/relationships" xmlns:w="http://schemas.openxmlformats.org/wordprocessingml/2006/main" xmlns:w14="http://schemas.microsoft.com/office/word/2010/wordml" xmlns:w15="http://schemas.microsoft.com/office/word/2012/wordml" xmlns:w16cex="http://schemas.microsoft.com/office/word/2018/wordml/cex" xmlns:w16cid="http://schemas.microsoft.com/office/word/2016/wordml/cid" xmlns:w16="http://schemas.microsoft.com/office/word/2018/wordml" xmlns:w16sdtdh="http://schemas.microsoft.com/office/word/2020/wordml/sdtdatahash" xmlns:w16se="http://schemas.microsoft.com/office/word/2015/wordml/symex" mc:Ignorable="w14 w15 w16se w16cid w16 w16cex w16sdtdh">
+<w:styles xmlns:mc="http://schemas.openxmlformats.org/markup-compatibility/2006" xmlns:r="http://schemas.openxmlformats.org/officeDocument/2006/relationships" xmlns:w="http://schemas.openxmlformats.org/wordprocessingml/2006/main" xmlns:w14="http://schemas.microsoft.com/office/word/2010/wordml" xmlns:w15="http://schemas.microsoft.com/office/word/2012/wordml" xmlns:w16cex="http://schemas.microsoft.com/office/word/2018/wordml/cex" xmlns:w16cid="http://schemas.microsoft.com/office/word/2016/wordml/cid" xmlns:w16="http://schemas.microsoft.com/office/word/2018/wordml" xmlns:w16du="http://schemas.microsoft.com/office/word/2023/wordml/word16du" xmlns:w16sdtdh="http://schemas.microsoft.com/office/word/2020/wordml/sdtdatahash" xmlns:w16sdtfl="http://schemas.microsoft.com/office/word/2024/wordml/sdtformatlock" xmlns:w16se="http://schemas.microsoft.com/office/word/2015/wordml/symex" mc:Ignorable="w14 w15 w16se w16cid w16 w16cex w16sdtdh w16sdtfl w16du">
   <w:docDefaults>
     <w:rPrDefault>
       <w:rPr>
@@ -1340,6 +1310,15 @@
 </file>
 
 <file path=customXml/item1.xml><?xml version="1.0" encoding="utf-8"?>
+<?mso-contentType ?>
+<FormTemplates xmlns="http://schemas.microsoft.com/sharepoint/v3/contenttype/forms">
+  <Display>DocumentLibraryForm</Display>
+  <Edit>DocumentLibraryForm</Edit>
+  <New>DocumentLibraryForm</New>
+</FormTemplates>
+</file>
+
+<file path=customXml/item2.xml><?xml version="1.0" encoding="utf-8"?>
 <p:properties xmlns:p="http://schemas.microsoft.com/office/2006/metadata/properties" xmlns:xsi="http://www.w3.org/2001/XMLSchema-instance" xmlns:pc="http://schemas.microsoft.com/office/infopath/2007/PartnerControls">
   <documentManagement>
     <TaxCatchAll xmlns="fc2e0b91-73db-4711-986b-9e7114b1c780" xsi:nil="true"/>
@@ -1351,7 +1330,7 @@
 </p:properties>
 </file>
 
-<file path=customXml/item2.xml><?xml version="1.0" encoding="utf-8"?>
+<file path=customXml/item3.xml><?xml version="1.0" encoding="utf-8"?>
 <ct:contentTypeSchema xmlns:ct="http://schemas.microsoft.com/office/2006/metadata/contentType" xmlns:ma="http://schemas.microsoft.com/office/2006/metadata/properties/metaAttributes" ct:_="" ma:_="" ma:contentTypeName="Document" ma:contentTypeID="0x01010041FCC52ECBA99C44897D8B99E45B6EB2" ma:contentTypeVersion="20" ma:contentTypeDescription="Create a new document." ma:contentTypeScope="" ma:versionID="98dd51a1eb8d717f429cfb72bbcdf291">
   <xsd:schema xmlns:xsd="http://www.w3.org/2001/XMLSchema" xmlns:xs="http://www.w3.org/2001/XMLSchema" xmlns:p="http://schemas.microsoft.com/office/2006/metadata/properties" xmlns:ns2="aa22b7f0-1c77-4983-9187-bff8e7aaefd5" xmlns:ns3="fc2e0b91-73db-4711-986b-9e7114b1c780" targetNamespace="http://schemas.microsoft.com/office/2006/metadata/properties" ma:root="true" ma:fieldsID="764fccced344541160bdf3d7a4f43fd4" ns2:_="" ns3:_="">
     <xsd:import namespace="aa22b7f0-1c77-4983-9187-bff8e7aaefd5"/>
@@ -1608,16 +1587,15 @@
 </ct:contentTypeSchema>
 </file>
 
-<file path=customXml/item3.xml><?xml version="1.0" encoding="utf-8"?>
-<?mso-contentType ?>
-<FormTemplates xmlns="http://schemas.microsoft.com/sharepoint/v3/contenttype/forms">
-  <Display>DocumentLibraryForm</Display>
-  <Edit>DocumentLibraryForm</Edit>
-  <New>DocumentLibraryForm</New>
-</FormTemplates>
+<file path=customXml/itemProps1.xml><?xml version="1.0" encoding="utf-8"?>
+<ds:datastoreItem xmlns:ds="http://schemas.openxmlformats.org/officeDocument/2006/customXml" ds:itemID="{FDED500C-B02F-489C-AC89-DD01D1F66FB5}">
+  <ds:schemaRefs>
+    <ds:schemaRef ds:uri="http://schemas.microsoft.com/sharepoint/v3/contenttype/forms"/>
+  </ds:schemaRefs>
+</ds:datastoreItem>
 </file>
 
-<file path=customXml/itemProps1.xml><?xml version="1.0" encoding="utf-8"?>
+<file path=customXml/itemProps2.xml><?xml version="1.0" encoding="utf-8"?>
 <ds:datastoreItem xmlns:ds="http://schemas.openxmlformats.org/officeDocument/2006/customXml" ds:itemID="{0B4D18A3-75F2-4A8A-ABC0-53B3B1161704}">
   <ds:schemaRefs>
     <ds:schemaRef ds:uri="http://schemas.microsoft.com/office/2006/metadata/properties"/>
@@ -1628,7 +1606,7 @@
 </ds:datastoreItem>
 </file>
 
-<file path=customXml/itemProps2.xml><?xml version="1.0" encoding="utf-8"?>
+<file path=customXml/itemProps3.xml><?xml version="1.0" encoding="utf-8"?>
 <ds:datastoreItem xmlns:ds="http://schemas.openxmlformats.org/officeDocument/2006/customXml" ds:itemID="{7383723E-B7ED-44C7-A67F-B22F932BD274}">
   <ds:schemaRefs>
     <ds:schemaRef ds:uri="http://schemas.microsoft.com/office/2006/metadata/contentType"/>
@@ -1645,12 +1623,4 @@
     <ds:schemaRef ds:uri="http://schemas.microsoft.com/internal/obd"/>
   </ds:schemaRefs>
 </ds:datastoreItem>
-</file>
-
-<file path=customXml/itemProps3.xml><?xml version="1.0" encoding="utf-8"?>
-<ds:datastoreItem xmlns:ds="http://schemas.openxmlformats.org/officeDocument/2006/customXml" ds:itemID="{FDED500C-B02F-489C-AC89-DD01D1F66FB5}">
-  <ds:schemaRefs>
-    <ds:schemaRef ds:uri="http://schemas.microsoft.com/sharepoint/v3/contenttype/forms"/>
-  </ds:schemaRefs>
-</ds:datastoreItem>
 </file>